--- a/docs/preview/02_Dogovor_design_preview.docx
+++ b/docs/preview/02_Dogovor_design_preview.docx
@@ -804,12 +804,12 @@
             <w:tcW w:type="dxa" w:w="10206"/>
             <w:gridSpan w:val="2"/>
             <w:tcBorders>
-              <w:top w:val="single" w:color="1A1A1A" w:sz="8"/>
-              <w:left w:val="single" w:color="1A1A1A" w:sz="8"/>
-              <w:bottom w:val="single" w:color="1A1A1A" w:sz="8"/>
-              <w:right w:val="single" w:color="1A1A1A" w:sz="8"/>
-            </w:tcBorders>
-            <w:shd w:fill="C00000" w:val="clear"/>
+              <w:top w:val="single" w:color="AAAAAA" w:sz="4"/>
+              <w:left w:val="single" w:color="AAAAAA" w:sz="4"/>
+              <w:bottom w:val="single" w:color="AAAAAA" w:sz="4"/>
+              <w:right w:val="single" w:color="AAAAAA" w:sz="4"/>
+            </w:tcBorders>
+            <w:shd w:fill="F8FCF6" w:val="clear"/>
             <w:tcMar>
               <w:top w:type="dxa" w:w="70"/>
               <w:left w:type="dxa" w:w="100"/>
@@ -823,7 +823,7 @@
                 <w:rFonts w:ascii="Times New Roman" w:cs="Times New Roman" w:eastAsia="Times New Roman" w:hAnsi="Times New Roman"/>
                 <w:b/>
                 <w:bCs/>
-                <w:color w:val="FFFFFF"/>
+                <w:color w:val="1A1A1A"/>
                 <w:sz w:val="20"/>
                 <w:szCs w:val="20"/>
               </w:rPr>
@@ -837,12 +837,12 @@
           <w:tcPr>
             <w:tcW w:type="dxa" w:w="2800"/>
             <w:tcBorders>
-              <w:top w:val="single" w:color="999999" w:sz="4"/>
-              <w:left w:val="single" w:color="999999" w:sz="4"/>
-              <w:bottom w:val="single" w:color="999999" w:sz="4"/>
-              <w:right w:val="single" w:color="999999" w:sz="4"/>
-            </w:tcBorders>
-            <w:shd w:fill="F5F5F5" w:val="clear"/>
+              <w:top w:val="single" w:color="AAAAAA" w:sz="4"/>
+              <w:left w:val="single" w:color="AAAAAA" w:sz="4"/>
+              <w:bottom w:val="single" w:color="AAAAAA" w:sz="4"/>
+              <w:right w:val="single" w:color="AAAAAA" w:sz="4"/>
+            </w:tcBorders>
+            <w:shd w:fill="F7F7F7" w:val="clear"/>
             <w:tcMar>
               <w:top w:type="dxa" w:w="50"/>
               <w:left w:type="dxa" w:w="80"/>
@@ -868,10 +868,10 @@
           <w:tcPr>
             <w:tcW w:type="dxa" w:w="7406"/>
             <w:tcBorders>
-              <w:top w:val="single" w:color="999999" w:sz="4"/>
-              <w:left w:val="single" w:color="999999" w:sz="4"/>
-              <w:bottom w:val="single" w:color="999999" w:sz="4"/>
-              <w:right w:val="single" w:color="999999" w:sz="4"/>
+              <w:top w:val="single" w:color="AAAAAA" w:sz="4"/>
+              <w:left w:val="single" w:color="AAAAAA" w:sz="4"/>
+              <w:bottom w:val="single" w:color="AAAAAA" w:sz="4"/>
+              <w:right w:val="single" w:color="AAAAAA" w:sz="4"/>
             </w:tcBorders>
             <w:tcMar>
               <w:top w:type="dxa" w:w="50"/>
@@ -897,12 +897,12 @@
           <w:tcPr>
             <w:tcW w:type="dxa" w:w="2800"/>
             <w:tcBorders>
-              <w:top w:val="single" w:color="999999" w:sz="4"/>
-              <w:left w:val="single" w:color="999999" w:sz="4"/>
-              <w:bottom w:val="single" w:color="999999" w:sz="4"/>
-              <w:right w:val="single" w:color="999999" w:sz="4"/>
-            </w:tcBorders>
-            <w:shd w:fill="F5F5F5" w:val="clear"/>
+              <w:top w:val="single" w:color="AAAAAA" w:sz="4"/>
+              <w:left w:val="single" w:color="AAAAAA" w:sz="4"/>
+              <w:bottom w:val="single" w:color="AAAAAA" w:sz="4"/>
+              <w:right w:val="single" w:color="AAAAAA" w:sz="4"/>
+            </w:tcBorders>
+            <w:shd w:fill="F7F7F7" w:val="clear"/>
             <w:tcMar>
               <w:top w:type="dxa" w:w="50"/>
               <w:left w:type="dxa" w:w="80"/>
@@ -928,10 +928,10 @@
           <w:tcPr>
             <w:tcW w:type="dxa" w:w="7406"/>
             <w:tcBorders>
-              <w:top w:val="single" w:color="999999" w:sz="4"/>
-              <w:left w:val="single" w:color="999999" w:sz="4"/>
-              <w:bottom w:val="single" w:color="999999" w:sz="4"/>
-              <w:right w:val="single" w:color="999999" w:sz="4"/>
+              <w:top w:val="single" w:color="AAAAAA" w:sz="4"/>
+              <w:left w:val="single" w:color="AAAAAA" w:sz="4"/>
+              <w:bottom w:val="single" w:color="AAAAAA" w:sz="4"/>
+              <w:right w:val="single" w:color="AAAAAA" w:sz="4"/>
             </w:tcBorders>
             <w:tcMar>
               <w:top w:type="dxa" w:w="50"/>
@@ -957,12 +957,12 @@
           <w:tcPr>
             <w:tcW w:type="dxa" w:w="2800"/>
             <w:tcBorders>
-              <w:top w:val="single" w:color="999999" w:sz="4"/>
-              <w:left w:val="single" w:color="999999" w:sz="4"/>
-              <w:bottom w:val="single" w:color="999999" w:sz="4"/>
-              <w:right w:val="single" w:color="999999" w:sz="4"/>
-            </w:tcBorders>
-            <w:shd w:fill="F5F5F5" w:val="clear"/>
+              <w:top w:val="single" w:color="AAAAAA" w:sz="4"/>
+              <w:left w:val="single" w:color="AAAAAA" w:sz="4"/>
+              <w:bottom w:val="single" w:color="AAAAAA" w:sz="4"/>
+              <w:right w:val="single" w:color="AAAAAA" w:sz="4"/>
+            </w:tcBorders>
+            <w:shd w:fill="F7F7F7" w:val="clear"/>
             <w:tcMar>
               <w:top w:type="dxa" w:w="50"/>
               <w:left w:type="dxa" w:w="80"/>
@@ -988,10 +988,10 @@
           <w:tcPr>
             <w:tcW w:type="dxa" w:w="7406"/>
             <w:tcBorders>
-              <w:top w:val="single" w:color="999999" w:sz="4"/>
-              <w:left w:val="single" w:color="999999" w:sz="4"/>
-              <w:bottom w:val="single" w:color="999999" w:sz="4"/>
-              <w:right w:val="single" w:color="999999" w:sz="4"/>
+              <w:top w:val="single" w:color="AAAAAA" w:sz="4"/>
+              <w:left w:val="single" w:color="AAAAAA" w:sz="4"/>
+              <w:bottom w:val="single" w:color="AAAAAA" w:sz="4"/>
+              <w:right w:val="single" w:color="AAAAAA" w:sz="4"/>
             </w:tcBorders>
             <w:tcMar>
               <w:top w:type="dxa" w:w="50"/>
@@ -1017,12 +1017,12 @@
           <w:tcPr>
             <w:tcW w:type="dxa" w:w="2800"/>
             <w:tcBorders>
-              <w:top w:val="single" w:color="999999" w:sz="4"/>
-              <w:left w:val="single" w:color="999999" w:sz="4"/>
-              <w:bottom w:val="single" w:color="999999" w:sz="4"/>
-              <w:right w:val="single" w:color="999999" w:sz="4"/>
-            </w:tcBorders>
-            <w:shd w:fill="F5F5F5" w:val="clear"/>
+              <w:top w:val="single" w:color="AAAAAA" w:sz="4"/>
+              <w:left w:val="single" w:color="AAAAAA" w:sz="4"/>
+              <w:bottom w:val="single" w:color="AAAAAA" w:sz="4"/>
+              <w:right w:val="single" w:color="AAAAAA" w:sz="4"/>
+            </w:tcBorders>
+            <w:shd w:fill="F7F7F7" w:val="clear"/>
             <w:tcMar>
               <w:top w:type="dxa" w:w="50"/>
               <w:left w:type="dxa" w:w="80"/>
@@ -1048,10 +1048,10 @@
           <w:tcPr>
             <w:tcW w:type="dxa" w:w="7406"/>
             <w:tcBorders>
-              <w:top w:val="single" w:color="999999" w:sz="4"/>
-              <w:left w:val="single" w:color="999999" w:sz="4"/>
-              <w:bottom w:val="single" w:color="999999" w:sz="4"/>
-              <w:right w:val="single" w:color="999999" w:sz="4"/>
+              <w:top w:val="single" w:color="AAAAAA" w:sz="4"/>
+              <w:left w:val="single" w:color="AAAAAA" w:sz="4"/>
+              <w:bottom w:val="single" w:color="AAAAAA" w:sz="4"/>
+              <w:right w:val="single" w:color="AAAAAA" w:sz="4"/>
             </w:tcBorders>
             <w:tcMar>
               <w:top w:type="dxa" w:w="50"/>
@@ -1077,12 +1077,12 @@
           <w:tcPr>
             <w:tcW w:type="dxa" w:w="2800"/>
             <w:tcBorders>
-              <w:top w:val="single" w:color="999999" w:sz="4"/>
-              <w:left w:val="single" w:color="999999" w:sz="4"/>
-              <w:bottom w:val="single" w:color="999999" w:sz="4"/>
-              <w:right w:val="single" w:color="999999" w:sz="4"/>
-            </w:tcBorders>
-            <w:shd w:fill="F5F5F5" w:val="clear"/>
+              <w:top w:val="single" w:color="AAAAAA" w:sz="4"/>
+              <w:left w:val="single" w:color="AAAAAA" w:sz="4"/>
+              <w:bottom w:val="single" w:color="AAAAAA" w:sz="4"/>
+              <w:right w:val="single" w:color="AAAAAA" w:sz="4"/>
+            </w:tcBorders>
+            <w:shd w:fill="F7F7F7" w:val="clear"/>
             <w:tcMar>
               <w:top w:type="dxa" w:w="50"/>
               <w:left w:type="dxa" w:w="80"/>
@@ -1108,10 +1108,10 @@
           <w:tcPr>
             <w:tcW w:type="dxa" w:w="7406"/>
             <w:tcBorders>
-              <w:top w:val="single" w:color="999999" w:sz="4"/>
-              <w:left w:val="single" w:color="999999" w:sz="4"/>
-              <w:bottom w:val="single" w:color="999999" w:sz="4"/>
-              <w:right w:val="single" w:color="999999" w:sz="4"/>
+              <w:top w:val="single" w:color="AAAAAA" w:sz="4"/>
+              <w:left w:val="single" w:color="AAAAAA" w:sz="4"/>
+              <w:bottom w:val="single" w:color="AAAAAA" w:sz="4"/>
+              <w:right w:val="single" w:color="AAAAAA" w:sz="4"/>
             </w:tcBorders>
             <w:tcMar>
               <w:top w:type="dxa" w:w="50"/>
@@ -1137,12 +1137,12 @@
           <w:tcPr>
             <w:tcW w:type="dxa" w:w="2800"/>
             <w:tcBorders>
-              <w:top w:val="single" w:color="999999" w:sz="4"/>
-              <w:left w:val="single" w:color="999999" w:sz="4"/>
-              <w:bottom w:val="single" w:color="999999" w:sz="4"/>
-              <w:right w:val="single" w:color="999999" w:sz="4"/>
-            </w:tcBorders>
-            <w:shd w:fill="F5F5F5" w:val="clear"/>
+              <w:top w:val="single" w:color="AAAAAA" w:sz="4"/>
+              <w:left w:val="single" w:color="AAAAAA" w:sz="4"/>
+              <w:bottom w:val="single" w:color="AAAAAA" w:sz="4"/>
+              <w:right w:val="single" w:color="AAAAAA" w:sz="4"/>
+            </w:tcBorders>
+            <w:shd w:fill="F7F7F7" w:val="clear"/>
             <w:tcMar>
               <w:top w:type="dxa" w:w="50"/>
               <w:left w:type="dxa" w:w="80"/>
@@ -1168,10 +1168,10 @@
           <w:tcPr>
             <w:tcW w:type="dxa" w:w="7406"/>
             <w:tcBorders>
-              <w:top w:val="single" w:color="999999" w:sz="4"/>
-              <w:left w:val="single" w:color="999999" w:sz="4"/>
-              <w:bottom w:val="single" w:color="999999" w:sz="4"/>
-              <w:right w:val="single" w:color="999999" w:sz="4"/>
+              <w:top w:val="single" w:color="AAAAAA" w:sz="4"/>
+              <w:left w:val="single" w:color="AAAAAA" w:sz="4"/>
+              <w:bottom w:val="single" w:color="AAAAAA" w:sz="4"/>
+              <w:right w:val="single" w:color="AAAAAA" w:sz="4"/>
             </w:tcBorders>
             <w:tcMar>
               <w:top w:type="dxa" w:w="50"/>
@@ -1197,12 +1197,12 @@
           <w:tcPr>
             <w:tcW w:type="dxa" w:w="2800"/>
             <w:tcBorders>
-              <w:top w:val="single" w:color="999999" w:sz="4"/>
-              <w:left w:val="single" w:color="999999" w:sz="4"/>
-              <w:bottom w:val="single" w:color="999999" w:sz="4"/>
-              <w:right w:val="single" w:color="999999" w:sz="4"/>
-            </w:tcBorders>
-            <w:shd w:fill="F5F5F5" w:val="clear"/>
+              <w:top w:val="single" w:color="AAAAAA" w:sz="4"/>
+              <w:left w:val="single" w:color="AAAAAA" w:sz="4"/>
+              <w:bottom w:val="single" w:color="AAAAAA" w:sz="4"/>
+              <w:right w:val="single" w:color="AAAAAA" w:sz="4"/>
+            </w:tcBorders>
+            <w:shd w:fill="F7F7F7" w:val="clear"/>
             <w:tcMar>
               <w:top w:type="dxa" w:w="50"/>
               <w:left w:type="dxa" w:w="80"/>
@@ -1228,10 +1228,10 @@
           <w:tcPr>
             <w:tcW w:type="dxa" w:w="7406"/>
             <w:tcBorders>
-              <w:top w:val="single" w:color="999999" w:sz="4"/>
-              <w:left w:val="single" w:color="999999" w:sz="4"/>
-              <w:bottom w:val="single" w:color="999999" w:sz="4"/>
-              <w:right w:val="single" w:color="999999" w:sz="4"/>
+              <w:top w:val="single" w:color="AAAAAA" w:sz="4"/>
+              <w:left w:val="single" w:color="AAAAAA" w:sz="4"/>
+              <w:bottom w:val="single" w:color="AAAAAA" w:sz="4"/>
+              <w:right w:val="single" w:color="AAAAAA" w:sz="4"/>
             </w:tcBorders>
             <w:tcMar>
               <w:top w:type="dxa" w:w="50"/>
@@ -1257,12 +1257,12 @@
           <w:tcPr>
             <w:tcW w:type="dxa" w:w="2800"/>
             <w:tcBorders>
-              <w:top w:val="single" w:color="999999" w:sz="4"/>
-              <w:left w:val="single" w:color="999999" w:sz="4"/>
-              <w:bottom w:val="single" w:color="999999" w:sz="4"/>
-              <w:right w:val="single" w:color="999999" w:sz="4"/>
-            </w:tcBorders>
-            <w:shd w:fill="F5F5F5" w:val="clear"/>
+              <w:top w:val="single" w:color="AAAAAA" w:sz="4"/>
+              <w:left w:val="single" w:color="AAAAAA" w:sz="4"/>
+              <w:bottom w:val="single" w:color="AAAAAA" w:sz="4"/>
+              <w:right w:val="single" w:color="AAAAAA" w:sz="4"/>
+            </w:tcBorders>
+            <w:shd w:fill="F7F7F7" w:val="clear"/>
             <w:tcMar>
               <w:top w:type="dxa" w:w="50"/>
               <w:left w:type="dxa" w:w="80"/>
@@ -1288,10 +1288,10 @@
           <w:tcPr>
             <w:tcW w:type="dxa" w:w="7406"/>
             <w:tcBorders>
-              <w:top w:val="single" w:color="999999" w:sz="4"/>
-              <w:left w:val="single" w:color="999999" w:sz="4"/>
-              <w:bottom w:val="single" w:color="999999" w:sz="4"/>
-              <w:right w:val="single" w:color="999999" w:sz="4"/>
+              <w:top w:val="single" w:color="AAAAAA" w:sz="4"/>
+              <w:left w:val="single" w:color="AAAAAA" w:sz="4"/>
+              <w:bottom w:val="single" w:color="AAAAAA" w:sz="4"/>
+              <w:right w:val="single" w:color="AAAAAA" w:sz="4"/>
             </w:tcBorders>
             <w:tcMar>
               <w:top w:type="dxa" w:w="50"/>
@@ -1478,12 +1478,12 @@
             <w:tcW w:type="dxa" w:w="10206"/>
             <w:gridSpan w:val="2"/>
             <w:tcBorders>
-              <w:top w:val="single" w:color="1A1A1A" w:sz="8"/>
-              <w:left w:val="single" w:color="1A1A1A" w:sz="8"/>
-              <w:bottom w:val="single" w:color="1A1A1A" w:sz="8"/>
-              <w:right w:val="single" w:color="1A1A1A" w:sz="8"/>
-            </w:tcBorders>
-            <w:shd w:fill="C00000" w:val="clear"/>
+              <w:top w:val="single" w:color="AAAAAA" w:sz="4"/>
+              <w:left w:val="single" w:color="AAAAAA" w:sz="4"/>
+              <w:bottom w:val="single" w:color="AAAAAA" w:sz="4"/>
+              <w:right w:val="single" w:color="AAAAAA" w:sz="4"/>
+            </w:tcBorders>
+            <w:shd w:fill="F8FCF6" w:val="clear"/>
             <w:tcMar>
               <w:top w:type="dxa" w:w="70"/>
               <w:left w:type="dxa" w:w="100"/>
@@ -1497,7 +1497,7 @@
                 <w:rFonts w:ascii="Times New Roman" w:cs="Times New Roman" w:eastAsia="Times New Roman" w:hAnsi="Times New Roman"/>
                 <w:b/>
                 <w:bCs/>
-                <w:color w:val="FFFFFF"/>
+                <w:color w:val="1A1A1A"/>
                 <w:sz w:val="20"/>
                 <w:szCs w:val="20"/>
               </w:rPr>
@@ -1511,12 +1511,12 @@
           <w:tcPr>
             <w:tcW w:type="dxa" w:w="2800"/>
             <w:tcBorders>
-              <w:top w:val="single" w:color="999999" w:sz="4"/>
-              <w:left w:val="single" w:color="999999" w:sz="4"/>
-              <w:bottom w:val="single" w:color="999999" w:sz="4"/>
-              <w:right w:val="single" w:color="999999" w:sz="4"/>
-            </w:tcBorders>
-            <w:shd w:fill="F5F5F5" w:val="clear"/>
+              <w:top w:val="single" w:color="AAAAAA" w:sz="4"/>
+              <w:left w:val="single" w:color="AAAAAA" w:sz="4"/>
+              <w:bottom w:val="single" w:color="AAAAAA" w:sz="4"/>
+              <w:right w:val="single" w:color="AAAAAA" w:sz="4"/>
+            </w:tcBorders>
+            <w:shd w:fill="F7F7F7" w:val="clear"/>
             <w:tcMar>
               <w:top w:type="dxa" w:w="50"/>
               <w:left w:type="dxa" w:w="80"/>
@@ -1542,10 +1542,10 @@
           <w:tcPr>
             <w:tcW w:type="dxa" w:w="7406"/>
             <w:tcBorders>
-              <w:top w:val="single" w:color="999999" w:sz="4"/>
-              <w:left w:val="single" w:color="999999" w:sz="4"/>
-              <w:bottom w:val="single" w:color="999999" w:sz="4"/>
-              <w:right w:val="single" w:color="999999" w:sz="4"/>
+              <w:top w:val="single" w:color="AAAAAA" w:sz="4"/>
+              <w:left w:val="single" w:color="AAAAAA" w:sz="4"/>
+              <w:bottom w:val="single" w:color="AAAAAA" w:sz="4"/>
+              <w:right w:val="single" w:color="AAAAAA" w:sz="4"/>
             </w:tcBorders>
             <w:tcMar>
               <w:top w:type="dxa" w:w="50"/>
@@ -1571,12 +1571,12 @@
           <w:tcPr>
             <w:tcW w:type="dxa" w:w="2800"/>
             <w:tcBorders>
-              <w:top w:val="single" w:color="999999" w:sz="4"/>
-              <w:left w:val="single" w:color="999999" w:sz="4"/>
-              <w:bottom w:val="single" w:color="999999" w:sz="4"/>
-              <w:right w:val="single" w:color="999999" w:sz="4"/>
-            </w:tcBorders>
-            <w:shd w:fill="F5F5F5" w:val="clear"/>
+              <w:top w:val="single" w:color="AAAAAA" w:sz="4"/>
+              <w:left w:val="single" w:color="AAAAAA" w:sz="4"/>
+              <w:bottom w:val="single" w:color="AAAAAA" w:sz="4"/>
+              <w:right w:val="single" w:color="AAAAAA" w:sz="4"/>
+            </w:tcBorders>
+            <w:shd w:fill="F7F7F7" w:val="clear"/>
             <w:tcMar>
               <w:top w:type="dxa" w:w="50"/>
               <w:left w:type="dxa" w:w="80"/>
@@ -1602,10 +1602,10 @@
           <w:tcPr>
             <w:tcW w:type="dxa" w:w="7406"/>
             <w:tcBorders>
-              <w:top w:val="single" w:color="999999" w:sz="4"/>
-              <w:left w:val="single" w:color="999999" w:sz="4"/>
-              <w:bottom w:val="single" w:color="999999" w:sz="4"/>
-              <w:right w:val="single" w:color="999999" w:sz="4"/>
+              <w:top w:val="single" w:color="AAAAAA" w:sz="4"/>
+              <w:left w:val="single" w:color="AAAAAA" w:sz="4"/>
+              <w:bottom w:val="single" w:color="AAAAAA" w:sz="4"/>
+              <w:right w:val="single" w:color="AAAAAA" w:sz="4"/>
             </w:tcBorders>
             <w:tcMar>
               <w:top w:type="dxa" w:w="50"/>
@@ -1631,12 +1631,12 @@
           <w:tcPr>
             <w:tcW w:type="dxa" w:w="2800"/>
             <w:tcBorders>
-              <w:top w:val="single" w:color="999999" w:sz="4"/>
-              <w:left w:val="single" w:color="999999" w:sz="4"/>
-              <w:bottom w:val="single" w:color="999999" w:sz="4"/>
-              <w:right w:val="single" w:color="999999" w:sz="4"/>
-            </w:tcBorders>
-            <w:shd w:fill="F5F5F5" w:val="clear"/>
+              <w:top w:val="single" w:color="AAAAAA" w:sz="4"/>
+              <w:left w:val="single" w:color="AAAAAA" w:sz="4"/>
+              <w:bottom w:val="single" w:color="AAAAAA" w:sz="4"/>
+              <w:right w:val="single" w:color="AAAAAA" w:sz="4"/>
+            </w:tcBorders>
+            <w:shd w:fill="F7F7F7" w:val="clear"/>
             <w:tcMar>
               <w:top w:type="dxa" w:w="50"/>
               <w:left w:type="dxa" w:w="80"/>
@@ -1662,10 +1662,10 @@
           <w:tcPr>
             <w:tcW w:type="dxa" w:w="7406"/>
             <w:tcBorders>
-              <w:top w:val="single" w:color="999999" w:sz="4"/>
-              <w:left w:val="single" w:color="999999" w:sz="4"/>
-              <w:bottom w:val="single" w:color="999999" w:sz="4"/>
-              <w:right w:val="single" w:color="999999" w:sz="4"/>
+              <w:top w:val="single" w:color="AAAAAA" w:sz="4"/>
+              <w:left w:val="single" w:color="AAAAAA" w:sz="4"/>
+              <w:bottom w:val="single" w:color="AAAAAA" w:sz="4"/>
+              <w:right w:val="single" w:color="AAAAAA" w:sz="4"/>
             </w:tcBorders>
             <w:tcMar>
               <w:top w:type="dxa" w:w="50"/>
@@ -1691,12 +1691,12 @@
           <w:tcPr>
             <w:tcW w:type="dxa" w:w="2800"/>
             <w:tcBorders>
-              <w:top w:val="single" w:color="999999" w:sz="4"/>
-              <w:left w:val="single" w:color="999999" w:sz="4"/>
-              <w:bottom w:val="single" w:color="999999" w:sz="4"/>
-              <w:right w:val="single" w:color="999999" w:sz="4"/>
-            </w:tcBorders>
-            <w:shd w:fill="F5F5F5" w:val="clear"/>
+              <w:top w:val="single" w:color="AAAAAA" w:sz="4"/>
+              <w:left w:val="single" w:color="AAAAAA" w:sz="4"/>
+              <w:bottom w:val="single" w:color="AAAAAA" w:sz="4"/>
+              <w:right w:val="single" w:color="AAAAAA" w:sz="4"/>
+            </w:tcBorders>
+            <w:shd w:fill="F7F7F7" w:val="clear"/>
             <w:tcMar>
               <w:top w:type="dxa" w:w="50"/>
               <w:left w:type="dxa" w:w="80"/>
@@ -1722,10 +1722,10 @@
           <w:tcPr>
             <w:tcW w:type="dxa" w:w="7406"/>
             <w:tcBorders>
-              <w:top w:val="single" w:color="999999" w:sz="4"/>
-              <w:left w:val="single" w:color="999999" w:sz="4"/>
-              <w:bottom w:val="single" w:color="999999" w:sz="4"/>
-              <w:right w:val="single" w:color="999999" w:sz="4"/>
+              <w:top w:val="single" w:color="AAAAAA" w:sz="4"/>
+              <w:left w:val="single" w:color="AAAAAA" w:sz="4"/>
+              <w:bottom w:val="single" w:color="AAAAAA" w:sz="4"/>
+              <w:right w:val="single" w:color="AAAAAA" w:sz="4"/>
             </w:tcBorders>
             <w:tcMar>
               <w:top w:type="dxa" w:w="50"/>
@@ -1751,12 +1751,12 @@
           <w:tcPr>
             <w:tcW w:type="dxa" w:w="2800"/>
             <w:tcBorders>
-              <w:top w:val="single" w:color="999999" w:sz="4"/>
-              <w:left w:val="single" w:color="999999" w:sz="4"/>
-              <w:bottom w:val="single" w:color="999999" w:sz="4"/>
-              <w:right w:val="single" w:color="999999" w:sz="4"/>
-            </w:tcBorders>
-            <w:shd w:fill="F5F5F5" w:val="clear"/>
+              <w:top w:val="single" w:color="AAAAAA" w:sz="4"/>
+              <w:left w:val="single" w:color="AAAAAA" w:sz="4"/>
+              <w:bottom w:val="single" w:color="AAAAAA" w:sz="4"/>
+              <w:right w:val="single" w:color="AAAAAA" w:sz="4"/>
+            </w:tcBorders>
+            <w:shd w:fill="F7F7F7" w:val="clear"/>
             <w:tcMar>
               <w:top w:type="dxa" w:w="50"/>
               <w:left w:type="dxa" w:w="80"/>
@@ -1782,10 +1782,10 @@
           <w:tcPr>
             <w:tcW w:type="dxa" w:w="7406"/>
             <w:tcBorders>
-              <w:top w:val="single" w:color="999999" w:sz="4"/>
-              <w:left w:val="single" w:color="999999" w:sz="4"/>
-              <w:bottom w:val="single" w:color="999999" w:sz="4"/>
-              <w:right w:val="single" w:color="999999" w:sz="4"/>
+              <w:top w:val="single" w:color="AAAAAA" w:sz="4"/>
+              <w:left w:val="single" w:color="AAAAAA" w:sz="4"/>
+              <w:bottom w:val="single" w:color="AAAAAA" w:sz="4"/>
+              <w:right w:val="single" w:color="AAAAAA" w:sz="4"/>
             </w:tcBorders>
             <w:tcMar>
               <w:top w:type="dxa" w:w="50"/>
@@ -1811,12 +1811,12 @@
           <w:tcPr>
             <w:tcW w:type="dxa" w:w="2800"/>
             <w:tcBorders>
-              <w:top w:val="single" w:color="999999" w:sz="4"/>
-              <w:left w:val="single" w:color="999999" w:sz="4"/>
-              <w:bottom w:val="single" w:color="999999" w:sz="4"/>
-              <w:right w:val="single" w:color="999999" w:sz="4"/>
-            </w:tcBorders>
-            <w:shd w:fill="F5F5F5" w:val="clear"/>
+              <w:top w:val="single" w:color="AAAAAA" w:sz="4"/>
+              <w:left w:val="single" w:color="AAAAAA" w:sz="4"/>
+              <w:bottom w:val="single" w:color="AAAAAA" w:sz="4"/>
+              <w:right w:val="single" w:color="AAAAAA" w:sz="4"/>
+            </w:tcBorders>
+            <w:shd w:fill="F7F7F7" w:val="clear"/>
             <w:tcMar>
               <w:top w:type="dxa" w:w="50"/>
               <w:left w:type="dxa" w:w="80"/>
@@ -1842,10 +1842,10 @@
           <w:tcPr>
             <w:tcW w:type="dxa" w:w="7406"/>
             <w:tcBorders>
-              <w:top w:val="single" w:color="999999" w:sz="4"/>
-              <w:left w:val="single" w:color="999999" w:sz="4"/>
-              <w:bottom w:val="single" w:color="999999" w:sz="4"/>
-              <w:right w:val="single" w:color="999999" w:sz="4"/>
+              <w:top w:val="single" w:color="AAAAAA" w:sz="4"/>
+              <w:left w:val="single" w:color="AAAAAA" w:sz="4"/>
+              <w:bottom w:val="single" w:color="AAAAAA" w:sz="4"/>
+              <w:right w:val="single" w:color="AAAAAA" w:sz="4"/>
             </w:tcBorders>
             <w:tcMar>
               <w:top w:type="dxa" w:w="50"/>
@@ -1871,12 +1871,12 @@
           <w:tcPr>
             <w:tcW w:type="dxa" w:w="2800"/>
             <w:tcBorders>
-              <w:top w:val="single" w:color="999999" w:sz="4"/>
-              <w:left w:val="single" w:color="999999" w:sz="4"/>
-              <w:bottom w:val="single" w:color="999999" w:sz="4"/>
-              <w:right w:val="single" w:color="999999" w:sz="4"/>
-            </w:tcBorders>
-            <w:shd w:fill="F5F5F5" w:val="clear"/>
+              <w:top w:val="single" w:color="AAAAAA" w:sz="4"/>
+              <w:left w:val="single" w:color="AAAAAA" w:sz="4"/>
+              <w:bottom w:val="single" w:color="AAAAAA" w:sz="4"/>
+              <w:right w:val="single" w:color="AAAAAA" w:sz="4"/>
+            </w:tcBorders>
+            <w:shd w:fill="F7F7F7" w:val="clear"/>
             <w:tcMar>
               <w:top w:type="dxa" w:w="50"/>
               <w:left w:type="dxa" w:w="80"/>
@@ -1902,10 +1902,10 @@
           <w:tcPr>
             <w:tcW w:type="dxa" w:w="7406"/>
             <w:tcBorders>
-              <w:top w:val="single" w:color="999999" w:sz="4"/>
-              <w:left w:val="single" w:color="999999" w:sz="4"/>
-              <w:bottom w:val="single" w:color="999999" w:sz="4"/>
-              <w:right w:val="single" w:color="999999" w:sz="4"/>
+              <w:top w:val="single" w:color="AAAAAA" w:sz="4"/>
+              <w:left w:val="single" w:color="AAAAAA" w:sz="4"/>
+              <w:bottom w:val="single" w:color="AAAAAA" w:sz="4"/>
+              <w:right w:val="single" w:color="AAAAAA" w:sz="4"/>
             </w:tcBorders>
             <w:tcMar>
               <w:top w:type="dxa" w:w="50"/>
@@ -1931,12 +1931,12 @@
           <w:tcPr>
             <w:tcW w:type="dxa" w:w="2800"/>
             <w:tcBorders>
-              <w:top w:val="single" w:color="999999" w:sz="4"/>
-              <w:left w:val="single" w:color="999999" w:sz="4"/>
-              <w:bottom w:val="single" w:color="999999" w:sz="4"/>
-              <w:right w:val="single" w:color="999999" w:sz="4"/>
-            </w:tcBorders>
-            <w:shd w:fill="F5F5F5" w:val="clear"/>
+              <w:top w:val="single" w:color="AAAAAA" w:sz="4"/>
+              <w:left w:val="single" w:color="AAAAAA" w:sz="4"/>
+              <w:bottom w:val="single" w:color="AAAAAA" w:sz="4"/>
+              <w:right w:val="single" w:color="AAAAAA" w:sz="4"/>
+            </w:tcBorders>
+            <w:shd w:fill="F7F7F7" w:val="clear"/>
             <w:tcMar>
               <w:top w:type="dxa" w:w="50"/>
               <w:left w:type="dxa" w:w="80"/>
@@ -1962,10 +1962,10 @@
           <w:tcPr>
             <w:tcW w:type="dxa" w:w="7406"/>
             <w:tcBorders>
-              <w:top w:val="single" w:color="999999" w:sz="4"/>
-              <w:left w:val="single" w:color="999999" w:sz="4"/>
-              <w:bottom w:val="single" w:color="999999" w:sz="4"/>
-              <w:right w:val="single" w:color="999999" w:sz="4"/>
+              <w:top w:val="single" w:color="AAAAAA" w:sz="4"/>
+              <w:left w:val="single" w:color="AAAAAA" w:sz="4"/>
+              <w:bottom w:val="single" w:color="AAAAAA" w:sz="4"/>
+              <w:right w:val="single" w:color="AAAAAA" w:sz="4"/>
             </w:tcBorders>
             <w:tcMar>
               <w:top w:type="dxa" w:w="50"/>
